--- a/Test_plan_sh.docx
+++ b/Test_plan_sh.docx
@@ -180,6 +180,14 @@
                 <w:szCs w:val="32"/>
               </w:rPr>
             </w:pPr>
+            <w:r>
+              <w:rPr>
+                <w:rFonts w:ascii="Times New Roman" w:hAnsi="Times New Roman" w:cs="Times New Roman"/>
+                <w:sz w:val="32"/>
+                <w:szCs w:val="32"/>
+              </w:rPr>
+              <w:t>Tasmin Jannat Tahsin</w:t>
+            </w:r>
           </w:p>
         </w:tc>
         <w:tc>
@@ -355,6 +363,24 @@
         </w:rPr>
         <w:t>Introduction</w:t>
       </w:r>
+      <w:r>
+        <w:rPr>
+          <w:rFonts w:ascii="Times New Roman" w:hAnsi="Times New Roman" w:cs="Times New Roman"/>
+          <w:sz w:val="32"/>
+          <w:szCs w:val="32"/>
+        </w:rPr>
+        <w:t>------------------------------------------------------------------------------------------------------</w:t>
+      </w:r>
+      <w:r>
+        <w:rPr>
+          <w:rFonts w:ascii="Times New Roman" w:hAnsi="Times New Roman" w:cs="Times New Roman"/>
+          <w:sz w:val="32"/>
+          <w:szCs w:val="32"/>
+        </w:rPr>
+        <w:t>02</w:t>
+      </w:r>
+      <w:bookmarkStart w:id="0" w:name="_GoBack"/>
+      <w:bookmarkEnd w:id="0"/>
     </w:p>
     <w:p>
       <w:pPr>
@@ -377,6 +403,22 @@
         </w:rPr>
         <w:t>Website Overview</w:t>
       </w:r>
+      <w:r>
+        <w:rPr>
+          <w:rFonts w:ascii="Times New Roman" w:hAnsi="Times New Roman" w:cs="Times New Roman"/>
+          <w:sz w:val="32"/>
+          <w:szCs w:val="32"/>
+        </w:rPr>
+        <w:t>----------------------------------------------------------------------------------------------</w:t>
+      </w:r>
+      <w:r>
+        <w:rPr>
+          <w:rFonts w:ascii="Times New Roman" w:hAnsi="Times New Roman" w:cs="Times New Roman"/>
+          <w:sz w:val="32"/>
+          <w:szCs w:val="32"/>
+        </w:rPr>
+        <w:t>02</w:t>
+      </w:r>
     </w:p>
     <w:p>
       <w:pPr>
@@ -399,6 +441,14 @@
         </w:rPr>
         <w:t>Objectives</w:t>
       </w:r>
+      <w:r>
+        <w:rPr>
+          <w:rFonts w:ascii="Times New Roman" w:hAnsi="Times New Roman" w:cs="Times New Roman"/>
+          <w:sz w:val="32"/>
+          <w:szCs w:val="32"/>
+        </w:rPr>
+        <w:t>--------------------------------------------------------------------------------------------------------02</w:t>
+      </w:r>
     </w:p>
     <w:p>
       <w:pPr>
@@ -421,6 +471,14 @@
         </w:rPr>
         <w:t>Test Items</w:t>
       </w:r>
+      <w:r>
+        <w:rPr>
+          <w:rFonts w:ascii="Times New Roman" w:hAnsi="Times New Roman" w:cs="Times New Roman"/>
+          <w:sz w:val="32"/>
+          <w:szCs w:val="32"/>
+        </w:rPr>
+        <w:t>--------------------------------------------------------------------------------------------------------02</w:t>
+      </w:r>
     </w:p>
     <w:p>
       <w:pPr>
@@ -447,6 +505,14 @@
         </w:rPr>
         <w:t>Feature to be Tested</w:t>
       </w:r>
+      <w:r>
+        <w:rPr>
+          <w:rFonts w:ascii="Times New Roman" w:hAnsi="Times New Roman" w:cs="Times New Roman"/>
+          <w:sz w:val="32"/>
+          <w:szCs w:val="32"/>
+        </w:rPr>
+        <w:t>----------------------------------------------------------------------------------02</w:t>
+      </w:r>
     </w:p>
     <w:p>
       <w:pPr>
@@ -472,6 +538,14 @@
           <w:szCs w:val="32"/>
         </w:rPr>
         <w:t>Feature not to be Tested</w:t>
+      </w:r>
+      <w:r>
+        <w:rPr>
+          <w:rFonts w:ascii="Times New Roman" w:hAnsi="Times New Roman" w:cs="Times New Roman"/>
+          <w:sz w:val="32"/>
+          <w:szCs w:val="32"/>
+        </w:rPr>
+        <w:t>-----------------------------------------------------------------------------02</w:t>
       </w:r>
     </w:p>
     <w:p>
@@ -495,6 +569,14 @@
         </w:rPr>
         <w:t>Test Methodologies</w:t>
       </w:r>
+      <w:r>
+        <w:rPr>
+          <w:rFonts w:ascii="Times New Roman" w:hAnsi="Times New Roman" w:cs="Times New Roman"/>
+          <w:sz w:val="32"/>
+          <w:szCs w:val="32"/>
+        </w:rPr>
+        <w:t>---------------------------------------------------------------------------------------------03</w:t>
+      </w:r>
     </w:p>
     <w:p>
       <w:pPr>
@@ -512,6 +594,14 @@
         </w:rPr>
         <w:t xml:space="preserve">                          1.Test Levels</w:t>
       </w:r>
+      <w:r>
+        <w:rPr>
+          <w:rFonts w:ascii="Times New Roman" w:hAnsi="Times New Roman" w:cs="Times New Roman"/>
+          <w:sz w:val="32"/>
+          <w:szCs w:val="32"/>
+        </w:rPr>
+        <w:t>-------------------------------------------------------------------------------------------04</w:t>
+      </w:r>
     </w:p>
     <w:p>
       <w:pPr>
@@ -528,6 +618,14 @@
           <w:szCs w:val="32"/>
         </w:rPr>
         <w:t xml:space="preserve">                          2.Test Strategy</w:t>
+      </w:r>
+      <w:r>
+        <w:rPr>
+          <w:rFonts w:ascii="Times New Roman" w:hAnsi="Times New Roman" w:cs="Times New Roman"/>
+          <w:sz w:val="32"/>
+          <w:szCs w:val="32"/>
+        </w:rPr>
+        <w:t>-----------------------------------------------------------------------------------------05</w:t>
       </w:r>
     </w:p>
     <w:p>
@@ -551,6 +649,14 @@
         </w:rPr>
         <w:t>Roles and Responsibilities</w:t>
       </w:r>
+      <w:r>
+        <w:rPr>
+          <w:rFonts w:ascii="Times New Roman" w:hAnsi="Times New Roman" w:cs="Times New Roman"/>
+          <w:sz w:val="32"/>
+          <w:szCs w:val="32"/>
+        </w:rPr>
+        <w:t>-------------------------------------------------------------------------------------05</w:t>
+      </w:r>
     </w:p>
     <w:p>
       <w:pPr>
@@ -573,6 +679,14 @@
         </w:rPr>
         <w:t>Entry and Exit Criteria</w:t>
       </w:r>
+      <w:r>
+        <w:rPr>
+          <w:rFonts w:ascii="Times New Roman" w:hAnsi="Times New Roman" w:cs="Times New Roman"/>
+          <w:sz w:val="32"/>
+          <w:szCs w:val="32"/>
+        </w:rPr>
+        <w:t>-----------------------------------------------------------------------------------------06</w:t>
+      </w:r>
     </w:p>
     <w:p>
       <w:pPr>
@@ -595,6 +709,14 @@
         </w:rPr>
         <w:t>Suspension Criteria and Assumption Requirement</w:t>
       </w:r>
+      <w:r>
+        <w:rPr>
+          <w:rFonts w:ascii="Times New Roman" w:hAnsi="Times New Roman" w:cs="Times New Roman"/>
+          <w:sz w:val="32"/>
+          <w:szCs w:val="32"/>
+        </w:rPr>
+        <w:t>--------------------------------------------------------06</w:t>
+      </w:r>
     </w:p>
     <w:p>
       <w:pPr>
@@ -617,6 +739,14 @@
         </w:rPr>
         <w:t>Resources and Environment Needs</w:t>
       </w:r>
+      <w:r>
+        <w:rPr>
+          <w:rFonts w:ascii="Times New Roman" w:hAnsi="Times New Roman" w:cs="Times New Roman"/>
+          <w:sz w:val="32"/>
+          <w:szCs w:val="32"/>
+        </w:rPr>
+        <w:t>--------------------------------------------------------------------------06</w:t>
+      </w:r>
     </w:p>
     <w:p>
       <w:pPr>
@@ -639,6 +769,14 @@
         </w:rPr>
         <w:t>Test Schedule</w:t>
       </w:r>
+      <w:r>
+        <w:rPr>
+          <w:rFonts w:ascii="Times New Roman" w:hAnsi="Times New Roman" w:cs="Times New Roman"/>
+          <w:sz w:val="32"/>
+          <w:szCs w:val="32"/>
+        </w:rPr>
+        <w:t>---------------------------------------------------------------------------------------------------06</w:t>
+      </w:r>
     </w:p>
     <w:p>
       <w:pPr>
@@ -661,6 +799,14 @@
         </w:rPr>
         <w:t>Deliverables</w:t>
       </w:r>
+      <w:r>
+        <w:rPr>
+          <w:rFonts w:ascii="Times New Roman" w:hAnsi="Times New Roman" w:cs="Times New Roman"/>
+          <w:sz w:val="32"/>
+          <w:szCs w:val="32"/>
+        </w:rPr>
+        <w:t>-----------------------------------------------------------------------------------------------------07</w:t>
+      </w:r>
     </w:p>
     <w:p>
       <w:pPr>
@@ -683,6 +829,14 @@
         </w:rPr>
         <w:t>Risks And Assumptions</w:t>
       </w:r>
+      <w:r>
+        <w:rPr>
+          <w:rFonts w:ascii="Times New Roman" w:hAnsi="Times New Roman" w:cs="Times New Roman"/>
+          <w:sz w:val="32"/>
+          <w:szCs w:val="32"/>
+        </w:rPr>
+        <w:t>---------------------------------------------------------------------------------------07</w:t>
+      </w:r>
     </w:p>
     <w:p>
       <w:pPr>
@@ -705,6 +859,14 @@
         </w:rPr>
         <w:t>Terms/Acronyms</w:t>
       </w:r>
+      <w:r>
+        <w:rPr>
+          <w:rFonts w:ascii="Times New Roman" w:hAnsi="Times New Roman" w:cs="Times New Roman"/>
+          <w:sz w:val="32"/>
+          <w:szCs w:val="32"/>
+        </w:rPr>
+        <w:t>-----------------------------------------------------------------------------------------------08</w:t>
+      </w:r>
     </w:p>
     <w:p>
       <w:pPr>
@@ -726,6 +888,14 @@
           <w:szCs w:val="32"/>
         </w:rPr>
         <w:t>Approvals</w:t>
+      </w:r>
+      <w:r>
+        <w:rPr>
+          <w:rFonts w:ascii="Times New Roman" w:hAnsi="Times New Roman" w:cs="Times New Roman"/>
+          <w:sz w:val="32"/>
+          <w:szCs w:val="32"/>
+        </w:rPr>
+        <w:t>--------------------------------------------------------------------------------------------------------08</w:t>
       </w:r>
     </w:p>
     <w:p>
@@ -2691,8 +2861,6 @@
         </w:rPr>
         <w:t>Categories</w:t>
       </w:r>
-      <w:bookmarkStart w:id="0" w:name="_GoBack"/>
-      <w:bookmarkEnd w:id="0"/>
     </w:p>
     <w:p>
       <w:pPr>
@@ -12397,7 +12565,7 @@
             <w:bCs/>
             <w:noProof/>
           </w:rPr>
-          <w:t>8</w:t>
+          <w:t>1</w:t>
         </w:r>
         <w:r>
           <w:rPr>
